--- a/data/revised_2026-10_full/outputs/v2/Core_Mathematics/SS2.2_Reflection_and_Congruence/Core_Mathematics_Reflection_and_Congruence_FinalExplanation_TeacherKey.docx
+++ b/data/revised_2026-10_full/outputs/v2/Core_Mathematics/SS2.2_Reflection_and_Congruence/Core_Mathematics_Reflection_and_Congruence_FinalExplanation_TeacherKey.docx
@@ -1738,7 +1738,7 @@
         </w:rPr>
         <w:t xml:space="preserve">© 2026 SeaVuria and ARES. This work is licensed under a </w:t>
       </w:r>
-      <w:hyperlink w:history="1" r:id="rId2fnp9pltcoemrwtswmhw3">
+      <w:hyperlink w:history="1" r:id="rIdzwyjh-2bbqu_tugwtprav">
         <w:r>
           <w:rPr>
             <w:rFonts w:ascii="Arial" w:cs="Arial" w:eastAsia="Arial" w:hAnsi="Arial"/>
@@ -1758,7 +1758,7 @@
         </w:rPr>
         <w:t xml:space="preserve"> (</w:t>
       </w:r>
-      <w:hyperlink w:history="1" r:id="rIdh5anaey8dvozc1nqaukjo">
+      <w:hyperlink w:history="1" r:id="rIdiidln4bsn2aynr8kkbxw6">
         <w:r>
           <w:rPr>
             <w:rFonts w:ascii="Arial" w:cs="Arial" w:eastAsia="Arial" w:hAnsi="Arial"/>
@@ -1778,7 +1778,7 @@
         </w:rPr>
         <w:t xml:space="preserve">). To view a copy of this license, visit </w:t>
       </w:r>
-      <w:hyperlink w:history="1" r:id="rIdy7tzpwjpqksmfpdebrce0">
+      <w:hyperlink w:history="1" r:id="rIdq4liuqwnn3hc8jwo97ma9">
         <w:r>
           <w:rPr>
             <w:rFonts w:ascii="Arial" w:cs="Arial" w:eastAsia="Arial" w:hAnsi="Arial"/>
